--- a/Бриф_ЖК_ЛесАрт.docx
+++ b/Бриф_ЖК_ЛесАрт.docx
@@ -421,6 +421,24 @@
               <w:t xml:space="preserve">Открытые источники: официальный сайт lesart.ru (включая данные каталога квартир), edino.group, Фонтанка, Хабр, ABNews, Яндекс Недвижимость, 2ГИС, spbguru, novostroy.su, novostroy-spb.ru, spbguru (сравнение ЖК Новоселья).</w:t>
             </w:r>
           </w:p>
+          <w:p>
+            <w:pPr>
+              <w:spacing w:before="20" w:after="20"/>
+              <w:rPr>
+                <w:sz w:val="18"/>
+                <w:szCs w:val="18"/>
+                <w:lang w:val="ru-RU"/>
+              </w:rPr>
+            </w:pPr>
+            <w:r>
+              <w:rPr>
+                <w:sz w:val="18"/>
+                <w:szCs w:val="18"/>
+                <w:lang w:val="ru-RU"/>
+              </w:rPr>
+              <w:t xml:space="preserve">Плюс кейсы рекламных агентств (AGM, «Медиапронет», E-Promo, ConvertMe, Artsofte) и рыночная аналитика (Profitbase, ДОМ.РФ, данные застройщиков СПб и ЛО в Фонтанке). Такие данные помечены «Ориентир» — это не факты о ЖК.</w:t>
+            </w:r>
+          </w:p>
         </w:tc>
       </w:tr>
       <w:tr>
@@ -2122,6 +2140,98 @@
               <w:t xml:space="preserve">В отзыве на restate.ru говорится о «≈1000 непроданных квартир»; другие источники это не подтверждают.</w:t>
             </w:r>
           </w:p>
+          <w:p>
+            <w:pPr>
+              <w:spacing w:before="20" w:after="20"/>
+              <w:rPr>
+                <w:sz w:val="18"/>
+                <w:szCs w:val="18"/>
+                <w:lang w:val="ru-RU"/>
+              </w:rPr>
+            </w:pPr>
+            <w:r>
+              <w:rPr>
+                <w:b/>
+                <w:bCs/>
+                <w:sz w:val="18"/>
+                <w:szCs w:val="18"/>
+                <w:lang w:val="ru-RU"/>
+              </w:rPr>
+              <w:t xml:space="preserve">Ориентир по кейсам и рынку (не данные ЖК «ЛесART»):</w:t>
+            </w:r>
+          </w:p>
+          <w:p>
+            <w:pPr>
+              <w:spacing w:before="20" w:after="20"/>
+              <w:rPr>
+                <w:sz w:val="18"/>
+                <w:szCs w:val="18"/>
+                <w:lang w:val="ru-RU"/>
+              </w:rPr>
+            </w:pPr>
+            <w:r>
+              <w:rPr>
+                <w:sz w:val="18"/>
+                <w:szCs w:val="18"/>
+                <w:lang w:val="ru-RU"/>
+              </w:rPr>
+              <w:t xml:space="preserve">• Ленобласть: студии и 1-комнатные — 73,8% первичного рынка; в проектах, стартовавших в 2026, доля 1-к — 73% (ДОМ.РФ, peterburg2.ru, 08.2026).</w:t>
+            </w:r>
+          </w:p>
+          <w:p>
+            <w:pPr>
+              <w:spacing w:before="20" w:after="20"/>
+              <w:rPr>
+                <w:sz w:val="18"/>
+                <w:szCs w:val="18"/>
+                <w:lang w:val="ru-RU"/>
+              </w:rPr>
+            </w:pPr>
+            <w:r>
+              <w:rPr>
+                <w:sz w:val="18"/>
+                <w:szCs w:val="18"/>
+                <w:lang w:val="ru-RU"/>
+              </w:rPr>
+              <w:t xml:space="preserve">• За бюджет студии в городе покупатель берёт 2–3-комнатную в области, поэтому большие квартиры в ЛО покупают семьи (ГК «А101», Фонтанка 05.10.2026).</w:t>
+            </w:r>
+          </w:p>
+          <w:p>
+            <w:pPr>
+              <w:spacing w:before="20" w:after="20"/>
+              <w:rPr>
+                <w:sz w:val="18"/>
+                <w:szCs w:val="18"/>
+                <w:lang w:val="ru-RU"/>
+              </w:rPr>
+            </w:pPr>
+            <w:r>
+              <w:rPr>
+                <w:sz w:val="18"/>
+                <w:szCs w:val="18"/>
+                <w:lang w:val="ru-RU"/>
+              </w:rPr>
+              <w:t xml:space="preserve">• Готовое жильё в тренде: доля покупок после ввода дома — ≈27% в ЛО против ≈19% в СПб (Авито Недвижимость, Фонтанка 29.06.2026). Покупатели выбирают готовые дома, чтобы снизить риски и быстрее переехать (РБК Петербург).</w:t>
+            </w:r>
+          </w:p>
+          <w:p>
+            <w:pPr>
+              <w:spacing w:before="20" w:after="20"/>
+              <w:rPr>
+                <w:sz w:val="18"/>
+                <w:szCs w:val="18"/>
+                <w:lang w:val="ru-RU"/>
+              </w:rPr>
+            </w:pPr>
+            <w:r>
+              <w:rPr>
+                <w:sz w:val="18"/>
+                <w:szCs w:val="18"/>
+                <w:lang w:val="ru-RU"/>
+              </w:rPr>
+              <w:t xml:space="preserve">• Иногородние покупатели чаще берут студии и 1-к: до 47% у «А101», 70% у «РСТИ» (Фонтанка 29.11.2025).</w:t>
+            </w:r>
+          </w:p>
         </w:tc>
       </w:tr>
       <w:tr>
@@ -4335,6 +4445,242 @@
               <w:t xml:space="preserve">В отзывах чаще пишут о детях, школе, саде и поездках на машине.</w:t>
             </w:r>
           </w:p>
+          <w:p>
+            <w:pPr>
+              <w:spacing w:before="20" w:after="20"/>
+              <w:rPr>
+                <w:sz w:val="18"/>
+                <w:szCs w:val="18"/>
+                <w:lang w:val="ru-RU"/>
+              </w:rPr>
+            </w:pPr>
+            <w:r>
+              <w:rPr>
+                <w:b/>
+                <w:bCs/>
+                <w:sz w:val="18"/>
+                <w:szCs w:val="18"/>
+                <w:lang w:val="ru-RU"/>
+              </w:rPr>
+              <w:t xml:space="preserve">Ориентир по кейсам и рынку (не данные ЖК «ЛесART»):</w:t>
+            </w:r>
+          </w:p>
+          <w:p>
+            <w:pPr>
+              <w:spacing w:before="20" w:after="20"/>
+              <w:rPr>
+                <w:sz w:val="18"/>
+                <w:szCs w:val="18"/>
+                <w:lang w:val="ru-RU"/>
+              </w:rPr>
+            </w:pPr>
+            <w:r>
+              <w:rPr>
+                <w:sz w:val="18"/>
+                <w:szCs w:val="18"/>
+                <w:lang w:val="ru-RU"/>
+              </w:rPr>
+              <w:t xml:space="preserve">• </w:t>
+            </w:r>
+            <w:r>
+              <w:rPr>
+                <w:b/>
+                <w:bCs/>
+                <w:sz w:val="18"/>
+                <w:szCs w:val="18"/>
+                <w:lang w:val="ru-RU"/>
+              </w:rPr>
+              <w:t xml:space="preserve">Возраст:</w:t>
+            </w:r>
+            <w:r>
+              <w:rPr>
+                <w:sz w:val="18"/>
+                <w:szCs w:val="18"/>
+                <w:lang w:val="ru-RU"/>
+              </w:rPr>
+              <w:t xml:space="preserve"> средний — 35–40 лет («РСТИ» 37,6; «А101» в Лаголово и Всеволожске 39–40; «Главстрой» 35). У ЦДС ≈80% сделок — 25–39 и 40–55 лет; у GloraX 41% — 31–40 лет, 23% — до 30 (Фонтанка 24.01.2024).</w:t>
+            </w:r>
+          </w:p>
+          <w:p>
+            <w:pPr>
+              <w:spacing w:before="20" w:after="20"/>
+              <w:rPr>
+                <w:sz w:val="18"/>
+                <w:szCs w:val="18"/>
+                <w:lang w:val="ru-RU"/>
+              </w:rPr>
+            </w:pPr>
+            <w:r>
+              <w:rPr>
+                <w:sz w:val="18"/>
+                <w:szCs w:val="18"/>
+                <w:lang w:val="ru-RU"/>
+              </w:rPr>
+              <w:t xml:space="preserve">• </w:t>
+            </w:r>
+            <w:r>
+              <w:rPr>
+                <w:b/>
+                <w:bCs/>
+                <w:sz w:val="18"/>
+                <w:szCs w:val="18"/>
+                <w:lang w:val="ru-RU"/>
+              </w:rPr>
+              <w:t xml:space="preserve">Семья:</w:t>
+            </w:r>
+            <w:r>
+              <w:rPr>
+                <w:sz w:val="18"/>
+                <w:szCs w:val="18"/>
+                <w:lang w:val="ru-RU"/>
+              </w:rPr>
+              <w:t xml:space="preserve"> «А101» — 65% в браке, у 77% есть дети; «РСТИ» — больше половины покупателей семьи с детьми. В 2026 основная аудитория — семьи, где недавно родился ребёнок или он ожидается (Фонтанка 08.2026).</w:t>
+            </w:r>
+          </w:p>
+          <w:p>
+            <w:pPr>
+              <w:spacing w:before="20" w:after="20"/>
+              <w:rPr>
+                <w:sz w:val="18"/>
+                <w:szCs w:val="18"/>
+                <w:lang w:val="ru-RU"/>
+              </w:rPr>
+            </w:pPr>
+            <w:r>
+              <w:rPr>
+                <w:sz w:val="18"/>
+                <w:szCs w:val="18"/>
+                <w:lang w:val="ru-RU"/>
+              </w:rPr>
+              <w:t xml:space="preserve">• </w:t>
+            </w:r>
+            <w:r>
+              <w:rPr>
+                <w:b/>
+                <w:bCs/>
+                <w:sz w:val="18"/>
+                <w:szCs w:val="18"/>
+                <w:lang w:val="ru-RU"/>
+              </w:rPr>
+              <w:t xml:space="preserve">Доход и занятость</w:t>
+            </w:r>
+            <w:r>
+              <w:rPr>
+                <w:sz w:val="18"/>
+                <w:szCs w:val="18"/>
+                <w:lang w:val="ru-RU"/>
+              </w:rPr>
+              <w:t xml:space="preserve"> («А101», Лаголово — тоже Ломоносовский р-н): у 51–55% семейный доход 100–200 тыс. ₽/мес.; 55% работают по найму, 41% — свой бизнес или самозанятость.</w:t>
+            </w:r>
+          </w:p>
+          <w:p>
+            <w:pPr>
+              <w:spacing w:before="20" w:after="20"/>
+              <w:rPr>
+                <w:sz w:val="18"/>
+                <w:szCs w:val="18"/>
+                <w:lang w:val="ru-RU"/>
+              </w:rPr>
+            </w:pPr>
+            <w:r>
+              <w:rPr>
+                <w:sz w:val="18"/>
+                <w:szCs w:val="18"/>
+                <w:lang w:val="ru-RU"/>
+              </w:rPr>
+              <w:t xml:space="preserve">• </w:t>
+            </w:r>
+            <w:r>
+              <w:rPr>
+                <w:b/>
+                <w:bCs/>
+                <w:sz w:val="18"/>
+                <w:szCs w:val="18"/>
+                <w:lang w:val="ru-RU"/>
+              </w:rPr>
+              <w:t xml:space="preserve">Откуда:</w:t>
+            </w:r>
+            <w:r>
+              <w:rPr>
+                <w:sz w:val="18"/>
+                <w:szCs w:val="18"/>
+                <w:lang w:val="ru-RU"/>
+              </w:rPr>
+              <w:t xml:space="preserve"> 30–40% продаж в агломерации — иногородние (в пригородных проектах «А101» до 50%). Едут с Севера (Мурманская и Архангельская обл., ХМАО, Коми), из Сибири, Поволжья, Москвы (Фонтанка 29.11.2025). У «Ленстройтреста» ≈75% покупателей — из СПб и пригородов ЛО.</w:t>
+            </w:r>
+          </w:p>
+          <w:p>
+            <w:pPr>
+              <w:spacing w:before="20" w:after="20"/>
+              <w:rPr>
+                <w:sz w:val="18"/>
+                <w:szCs w:val="18"/>
+                <w:lang w:val="ru-RU"/>
+              </w:rPr>
+            </w:pPr>
+            <w:r>
+              <w:rPr>
+                <w:sz w:val="18"/>
+                <w:szCs w:val="18"/>
+                <w:lang w:val="ru-RU"/>
+              </w:rPr>
+              <w:t xml:space="preserve">• </w:t>
+            </w:r>
+            <w:r>
+              <w:rPr>
+                <w:b/>
+                <w:bCs/>
+                <w:sz w:val="18"/>
+                <w:szCs w:val="18"/>
+                <w:lang w:val="ru-RU"/>
+              </w:rPr>
+              <w:t xml:space="preserve">Оплата:</w:t>
+            </w:r>
+            <w:r>
+              <w:rPr>
+                <w:sz w:val="18"/>
+                <w:szCs w:val="18"/>
+                <w:lang w:val="ru-RU"/>
+              </w:rPr>
+              <w:t xml:space="preserve"> семейная ипотека — более 60% кредитного спроса в ЛО («А101», 2026). Через агентства проходит ≈31% продаж (Profitbase, I кв. 2026).</w:t>
+            </w:r>
+          </w:p>
+          <w:p>
+            <w:pPr>
+              <w:spacing w:before="20" w:after="20"/>
+              <w:rPr>
+                <w:sz w:val="18"/>
+                <w:szCs w:val="18"/>
+                <w:lang w:val="ru-RU"/>
+              </w:rPr>
+            </w:pPr>
+            <w:r>
+              <w:rPr>
+                <w:sz w:val="18"/>
+                <w:szCs w:val="18"/>
+                <w:lang w:val="ru-RU"/>
+              </w:rPr>
+              <w:t xml:space="preserve">• </w:t>
+            </w:r>
+            <w:r>
+              <w:rPr>
+                <w:b/>
+                <w:bCs/>
+                <w:sz w:val="18"/>
+                <w:szCs w:val="18"/>
+                <w:lang w:val="ru-RU"/>
+              </w:rPr>
+              <w:t xml:space="preserve">Таргетинг в кейсах:</w:t>
+            </w:r>
+            <w:r>
+              <w:rPr>
+                <w:sz w:val="18"/>
+                <w:szCs w:val="18"/>
+                <w:lang w:val="ru-RU"/>
+              </w:rPr>
+              <w:t xml:space="preserve"> у AGM для ЖК в ЛО — 24–75 лет, гео ЖК + 4–10 км, интересы «недвижимость, ремонт, семья и дети». Для ЖК комфорт-класса в СПб дешевле всего лиды из интересов «Финансы», «Мебель/интерьер», «Ремонт»; дороже — «Спорт» (×2 к KPI) и «Семья и дети» (+25%).</w:t>
+            </w:r>
+          </w:p>
         </w:tc>
       </w:tr>
       <w:tr>
@@ -4479,6 +4825,80 @@
               <w:t xml:space="preserve"> — вопрос к отделу продаж.</w:t>
             </w:r>
           </w:p>
+          <w:p>
+            <w:pPr>
+              <w:spacing w:before="20" w:after="20"/>
+              <w:rPr>
+                <w:sz w:val="18"/>
+                <w:szCs w:val="18"/>
+                <w:lang w:val="ru-RU"/>
+              </w:rPr>
+            </w:pPr>
+            <w:r>
+              <w:rPr>
+                <w:b/>
+                <w:bCs/>
+                <w:sz w:val="18"/>
+                <w:szCs w:val="18"/>
+                <w:lang w:val="ru-RU"/>
+              </w:rPr>
+              <w:t xml:space="preserve">Ориентир по кейсам и рынку (не данные ЖК «ЛесART»):</w:t>
+            </w:r>
+          </w:p>
+          <w:p>
+            <w:pPr>
+              <w:spacing w:before="20" w:after="20"/>
+              <w:rPr>
+                <w:sz w:val="18"/>
+                <w:szCs w:val="18"/>
+                <w:lang w:val="ru-RU"/>
+              </w:rPr>
+            </w:pPr>
+            <w:r>
+              <w:rPr>
+                <w:sz w:val="18"/>
+                <w:szCs w:val="18"/>
+                <w:lang w:val="ru-RU"/>
+              </w:rPr>
+              <w:t xml:space="preserve">• «РСТИ» (2023): 92% — конечные покупатели (63% для себя, 27% для детей), инвесторы — 8%.</w:t>
+            </w:r>
+          </w:p>
+          <w:p>
+            <w:pPr>
+              <w:spacing w:before="20" w:after="20"/>
+              <w:rPr>
+                <w:sz w:val="18"/>
+                <w:szCs w:val="18"/>
+                <w:lang w:val="ru-RU"/>
+              </w:rPr>
+            </w:pPr>
+            <w:r>
+              <w:rPr>
+                <w:sz w:val="18"/>
+                <w:szCs w:val="18"/>
+                <w:lang w:val="ru-RU"/>
+              </w:rPr>
+              <w:t xml:space="preserve">• ЛСР (2023), комфорт-класс: доля покупок для сохранения денег или перепродажи упала с 38% до 20%. У ЦДС инвесторов среди петербуржцев 10–15%.</w:t>
+            </w:r>
+          </w:p>
+          <w:p>
+            <w:pPr>
+              <w:spacing w:before="20" w:after="20"/>
+              <w:rPr>
+                <w:sz w:val="18"/>
+                <w:szCs w:val="18"/>
+                <w:lang w:val="ru-RU"/>
+              </w:rPr>
+            </w:pPr>
+            <w:r>
+              <w:rPr>
+                <w:sz w:val="18"/>
+                <w:szCs w:val="18"/>
+                <w:lang w:val="ru-RU"/>
+              </w:rPr>
+              <w:t xml:space="preserve">• Иногородние (2025): инвестиции и аренда — 20–30% у «А101»; также покупают для детей-студентов и для переезда на пенсию с Севера (Фонтанка 29.11.2025).</w:t>
+            </w:r>
+          </w:p>
         </w:tc>
       </w:tr>
       <w:tr>
@@ -4802,6 +5222,134 @@
               <w:t xml:space="preserve">• скидки.</w:t>
             </w:r>
           </w:p>
+          <w:p>
+            <w:pPr>
+              <w:spacing w:before="20" w:after="20"/>
+              <w:rPr>
+                <w:sz w:val="18"/>
+                <w:szCs w:val="18"/>
+                <w:lang w:val="ru-RU"/>
+              </w:rPr>
+            </w:pPr>
+            <w:r>
+              <w:rPr>
+                <w:b/>
+                <w:bCs/>
+                <w:sz w:val="18"/>
+                <w:szCs w:val="18"/>
+                <w:lang w:val="ru-RU"/>
+              </w:rPr>
+              <w:t xml:space="preserve">Ориентир по кейсам и рынку (не данные ЖК «ЛесART»):</w:t>
+            </w:r>
+          </w:p>
+          <w:p>
+            <w:pPr>
+              <w:spacing w:before="20" w:after="20"/>
+              <w:rPr>
+                <w:sz w:val="18"/>
+                <w:szCs w:val="18"/>
+                <w:lang w:val="ru-RU"/>
+              </w:rPr>
+            </w:pPr>
+            <w:r>
+              <w:rPr>
+                <w:sz w:val="18"/>
+                <w:szCs w:val="18"/>
+                <w:lang w:val="ru-RU"/>
+              </w:rPr>
+              <w:t xml:space="preserve">• </w:t>
+            </w:r>
+            <w:r>
+              <w:rPr>
+                <w:b/>
+                <w:bCs/>
+                <w:sz w:val="18"/>
+                <w:szCs w:val="18"/>
+                <w:lang w:val="ru-RU"/>
+              </w:rPr>
+              <w:t xml:space="preserve">Креативы</w:t>
+            </w:r>
+            <w:r>
+              <w:rPr>
+                <w:sz w:val="18"/>
+                <w:szCs w:val="18"/>
+                <w:lang w:val="ru-RU"/>
+              </w:rPr>
+              <w:t xml:space="preserve"> («Медиапронет», VK Ads, ЖК комфорт-класса, 2026): лучше всего работают планировки и особенности района (CTR 26%, конверсия в целевой звонок 16–22%) и ипотечный платёж (15–25%). Имиджевые баннеры без офера дают 0–2%.</w:t>
+            </w:r>
+          </w:p>
+          <w:p>
+            <w:pPr>
+              <w:spacing w:before="20" w:after="20"/>
+              <w:rPr>
+                <w:sz w:val="18"/>
+                <w:szCs w:val="18"/>
+                <w:lang w:val="ru-RU"/>
+              </w:rPr>
+            </w:pPr>
+            <w:r>
+              <w:rPr>
+                <w:sz w:val="18"/>
+                <w:szCs w:val="18"/>
+                <w:lang w:val="ru-RU"/>
+              </w:rPr>
+              <w:t xml:space="preserve">• </w:t>
+            </w:r>
+            <w:r>
+              <w:rPr>
+                <w:b/>
+                <w:bCs/>
+                <w:sz w:val="18"/>
+                <w:szCs w:val="18"/>
+                <w:lang w:val="ru-RU"/>
+              </w:rPr>
+              <w:t xml:space="preserve">Готовый район с отделкой</w:t>
+            </w:r>
+            <w:r>
+              <w:rPr>
+                <w:sz w:val="18"/>
+                <w:szCs w:val="18"/>
+                <w:lang w:val="ru-RU"/>
+              </w:rPr>
+              <w:t xml:space="preserve"> (E-Promo, «Каркас Монолит», 2026): главные мотивы — доступная ипотека, готовая отделка, инфраструктура, транспорт. Фото ЖК работали лучше фото семей.</w:t>
+            </w:r>
+          </w:p>
+          <w:p>
+            <w:pPr>
+              <w:spacing w:before="20" w:after="20"/>
+              <w:rPr>
+                <w:sz w:val="18"/>
+                <w:szCs w:val="18"/>
+                <w:lang w:val="ru-RU"/>
+              </w:rPr>
+            </w:pPr>
+            <w:r>
+              <w:rPr>
+                <w:sz w:val="18"/>
+                <w:szCs w:val="18"/>
+                <w:lang w:val="ru-RU"/>
+              </w:rPr>
+              <w:t xml:space="preserve">• </w:t>
+            </w:r>
+            <w:r>
+              <w:rPr>
+                <w:b/>
+                <w:bCs/>
+                <w:sz w:val="18"/>
+                <w:szCs w:val="18"/>
+                <w:lang w:val="ru-RU"/>
+              </w:rPr>
+              <w:t xml:space="preserve">Рынок:</w:t>
+            </w:r>
+            <w:r>
+              <w:rPr>
+                <w:sz w:val="18"/>
+                <w:szCs w:val="18"/>
+                <w:lang w:val="ru-RU"/>
+              </w:rPr>
+              <w:t xml:space="preserve"> готовая социальная инфраструктура стала ключевым критерием выбора за КАД (ASN Info). Покупатели едут за город ради воздуха, безопасных дворов и парков (застройщики, novostroy.ru).</w:t>
+            </w:r>
+          </w:p>
         </w:tc>
       </w:tr>
       <w:tr>
@@ -4945,6 +5493,152 @@
               <w:t xml:space="preserve"> — вопрос к отделу продаж.</w:t>
             </w:r>
           </w:p>
+          <w:p>
+            <w:pPr>
+              <w:spacing w:before="20" w:after="20"/>
+              <w:rPr>
+                <w:sz w:val="18"/>
+                <w:szCs w:val="18"/>
+                <w:lang w:val="ru-RU"/>
+              </w:rPr>
+            </w:pPr>
+            <w:r>
+              <w:rPr>
+                <w:b/>
+                <w:bCs/>
+                <w:sz w:val="18"/>
+                <w:szCs w:val="18"/>
+                <w:lang w:val="ru-RU"/>
+              </w:rPr>
+              <w:t xml:space="preserve">Ориентир по кейсам и рынку (не данные ЖК «ЛесART»):</w:t>
+            </w:r>
+          </w:p>
+          <w:p>
+            <w:pPr>
+              <w:spacing w:before="20" w:after="20"/>
+              <w:rPr>
+                <w:sz w:val="18"/>
+                <w:szCs w:val="18"/>
+                <w:lang w:val="ru-RU"/>
+              </w:rPr>
+            </w:pPr>
+            <w:r>
+              <w:rPr>
+                <w:sz w:val="18"/>
+                <w:szCs w:val="18"/>
+                <w:lang w:val="ru-RU"/>
+              </w:rPr>
+              <w:t xml:space="preserve">• </w:t>
+            </w:r>
+            <w:r>
+              <w:rPr>
+                <w:b/>
+                <w:bCs/>
+                <w:sz w:val="18"/>
+                <w:szCs w:val="18"/>
+                <w:lang w:val="ru-RU"/>
+              </w:rPr>
+              <w:t xml:space="preserve">Profitbase</w:t>
+            </w:r>
+            <w:r>
+              <w:rPr>
+                <w:sz w:val="18"/>
+                <w:szCs w:val="18"/>
+                <w:lang w:val="ru-RU"/>
+              </w:rPr>
+              <w:t xml:space="preserve"> (219 застройщиков, 1,6 млн лидов, январь–апрель 2026): срок сделки вырос с 26 дней (январь 2025) до 50 дней (апрель 2026), медиана ≈45 дней. Этапы: лид → встреча — 3–4 дня, встреча → бронь — ≈10 дней; на этап после брони приходится ≈75% срока. С платной бронью — 30 дней до продажи, с бесплатной — 52.</w:t>
+            </w:r>
+          </w:p>
+          <w:p>
+            <w:pPr>
+              <w:spacing w:before="20" w:after="20"/>
+              <w:rPr>
+                <w:sz w:val="18"/>
+                <w:szCs w:val="18"/>
+                <w:lang w:val="ru-RU"/>
+              </w:rPr>
+            </w:pPr>
+            <w:r>
+              <w:rPr>
+                <w:sz w:val="18"/>
+                <w:szCs w:val="18"/>
+                <w:lang w:val="ru-RU"/>
+              </w:rPr>
+              <w:t xml:space="preserve">• </w:t>
+            </w:r>
+            <w:r>
+              <w:rPr>
+                <w:b/>
+                <w:bCs/>
+                <w:sz w:val="18"/>
+                <w:szCs w:val="18"/>
+                <w:lang w:val="ru-RU"/>
+              </w:rPr>
+              <w:t xml:space="preserve">Artsofte</w:t>
+            </w:r>
+            <w:r>
+              <w:rPr>
+                <w:sz w:val="18"/>
+                <w:szCs w:val="18"/>
+                <w:lang w:val="ru-RU"/>
+              </w:rPr>
+              <w:t xml:space="preserve"> (8091 лид): 23–25% решают в первую неделю, 44% — за первый месяц. Вторая волна обращений — через 4–6 месяцев, максимум — 362 дня.</w:t>
+            </w:r>
+          </w:p>
+          <w:p>
+            <w:pPr>
+              <w:spacing w:before="20" w:after="20"/>
+              <w:rPr>
+                <w:sz w:val="18"/>
+                <w:szCs w:val="18"/>
+                <w:lang w:val="ru-RU"/>
+              </w:rPr>
+            </w:pPr>
+            <w:r>
+              <w:rPr>
+                <w:sz w:val="18"/>
+                <w:szCs w:val="18"/>
+                <w:lang w:val="ru-RU"/>
+              </w:rPr>
+              <w:t xml:space="preserve">• </w:t>
+            </w:r>
+            <w:r>
+              <w:rPr>
+                <w:b/>
+                <w:bCs/>
+                <w:sz w:val="18"/>
+                <w:szCs w:val="18"/>
+                <w:lang w:val="ru-RU"/>
+              </w:rPr>
+              <w:t xml:space="preserve">«Медиапронет»</w:t>
+            </w:r>
+            <w:r>
+              <w:rPr>
+                <w:sz w:val="18"/>
+                <w:szCs w:val="18"/>
+                <w:lang w:val="ru-RU"/>
+              </w:rPr>
+              <w:t xml:space="preserve"> (2026): первая сделка — через месяц после первого касания, часть клиентов возвращается через 6–8 месяцев (поэтому ретаргетинг на 365 дней).</w:t>
+            </w:r>
+          </w:p>
+          <w:p>
+            <w:pPr>
+              <w:spacing w:before="20" w:after="20"/>
+              <w:rPr>
+                <w:sz w:val="18"/>
+                <w:szCs w:val="18"/>
+                <w:lang w:val="ru-RU"/>
+              </w:rPr>
+            </w:pPr>
+            <w:r>
+              <w:rPr>
+                <w:sz w:val="18"/>
+                <w:szCs w:val="18"/>
+                <w:lang w:val="ru-RU"/>
+              </w:rPr>
+              <w:t xml:space="preserve">Итого ориентир: 1,5–3 месяца от заявки до сделки.</w:t>
+            </w:r>
+          </w:p>
         </w:tc>
       </w:tr>
       <w:tr>
@@ -5086,6 +5780,98 @@
                 <w:lang w:val="ru-RU"/>
               </w:rPr>
               <w:t xml:space="preserve"> — вопрос к отделу продаж.</w:t>
+            </w:r>
+          </w:p>
+          <w:p>
+            <w:pPr>
+              <w:spacing w:before="20" w:after="20"/>
+              <w:rPr>
+                <w:sz w:val="18"/>
+                <w:szCs w:val="18"/>
+                <w:lang w:val="ru-RU"/>
+              </w:rPr>
+            </w:pPr>
+            <w:r>
+              <w:rPr>
+                <w:b/>
+                <w:bCs/>
+                <w:sz w:val="18"/>
+                <w:szCs w:val="18"/>
+                <w:lang w:val="ru-RU"/>
+              </w:rPr>
+              <w:t xml:space="preserve">Ориентир по кейсам и рынку (не данные ЖК «ЛесART»):</w:t>
+            </w:r>
+          </w:p>
+          <w:p>
+            <w:pPr>
+              <w:spacing w:before="20" w:after="20"/>
+              <w:rPr>
+                <w:sz w:val="18"/>
+                <w:szCs w:val="18"/>
+                <w:lang w:val="ru-RU"/>
+              </w:rPr>
+            </w:pPr>
+            <w:r>
+              <w:rPr>
+                <w:sz w:val="18"/>
+                <w:szCs w:val="18"/>
+                <w:lang w:val="ru-RU"/>
+              </w:rPr>
+              <w:t xml:space="preserve">• Крупные покупки, включая жильё, большинство семей решает совместно; самостоятельно — 26% (опросы, BFM.ru).</w:t>
+            </w:r>
+          </w:p>
+          <w:p>
+            <w:pPr>
+              <w:spacing w:before="20" w:after="20"/>
+              <w:rPr>
+                <w:sz w:val="18"/>
+                <w:szCs w:val="18"/>
+                <w:lang w:val="ru-RU"/>
+              </w:rPr>
+            </w:pPr>
+            <w:r>
+              <w:rPr>
+                <w:sz w:val="18"/>
+                <w:szCs w:val="18"/>
+                <w:lang w:val="ru-RU"/>
+              </w:rPr>
+              <w:t xml:space="preserve">• Женщины чаще готовы выбрать удалённый район ради качества жилья (43%). Эксперты рынка считают, что выбирает чаще женщина, а мужчина отвечает за финансирование (Ricci, мнение эксперта).</w:t>
+            </w:r>
+          </w:p>
+          <w:p>
+            <w:pPr>
+              <w:spacing w:before="20" w:after="20"/>
+              <w:rPr>
+                <w:sz w:val="18"/>
+                <w:szCs w:val="18"/>
+                <w:lang w:val="ru-RU"/>
+              </w:rPr>
+            </w:pPr>
+            <w:r>
+              <w:rPr>
+                <w:sz w:val="18"/>
+                <w:szCs w:val="18"/>
+                <w:lang w:val="ru-RU"/>
+              </w:rPr>
+              <w:t xml:space="preserve">• Пол клиентов: у «Аквилона» 63% — женщины, у GloraX — 50/50 (Фонтанка 24.01.2024).</w:t>
+            </w:r>
+          </w:p>
+          <w:p>
+            <w:pPr>
+              <w:spacing w:before="20" w:after="20"/>
+              <w:rPr>
+                <w:sz w:val="18"/>
+                <w:szCs w:val="18"/>
+                <w:lang w:val="ru-RU"/>
+              </w:rPr>
+            </w:pPr>
+            <w:r>
+              <w:rPr>
+                <w:sz w:val="18"/>
+                <w:szCs w:val="18"/>
+                <w:lang w:val="ru-RU"/>
+              </w:rPr>
+              <w:t xml:space="preserve">• ≈31% сделок идёт через агентства, то есть в решении часто участвует риелтор (Profitbase 2026).</w:t>
             </w:r>
           </w:p>
         </w:tc>
@@ -5652,6 +6438,62 @@
               <w:t xml:space="preserve"> дома сданы, «умный дом» и чистовая отделка во всех квартирах, школа и сад на территории, лес рядом, Urban Awards 2025.</w:t>
             </w:r>
           </w:p>
+          <w:p>
+            <w:pPr>
+              <w:spacing w:before="20" w:after="20"/>
+              <w:rPr>
+                <w:sz w:val="18"/>
+                <w:szCs w:val="18"/>
+                <w:lang w:val="ru-RU"/>
+              </w:rPr>
+            </w:pPr>
+            <w:r>
+              <w:rPr>
+                <w:b/>
+                <w:bCs/>
+                <w:sz w:val="18"/>
+                <w:szCs w:val="18"/>
+                <w:lang w:val="ru-RU"/>
+              </w:rPr>
+              <w:t xml:space="preserve">Ориентир по кейсам и рынку (не данные ЖК «ЛесART»):</w:t>
+            </w:r>
+          </w:p>
+          <w:p>
+            <w:pPr>
+              <w:spacing w:before="20" w:after="20"/>
+              <w:rPr>
+                <w:sz w:val="18"/>
+                <w:szCs w:val="18"/>
+                <w:lang w:val="ru-RU"/>
+              </w:rPr>
+            </w:pPr>
+            <w:r>
+              <w:rPr>
+                <w:sz w:val="18"/>
+                <w:szCs w:val="18"/>
+                <w:lang w:val="ru-RU"/>
+              </w:rPr>
+              <w:t xml:space="preserve">• Средняя цена м² в новостройках ЛО — 176–190 тыс. ₽ (Коммерсант; «А101», Фонтанка 05.10.2026). Средняя цена в каталоге «ЛесART» — ≈248 тыс. ₽/м², то есть на 30–40% выше среднего по области (расчёт).</w:t>
+            </w:r>
+          </w:p>
+          <w:p>
+            <w:pPr>
+              <w:spacing w:before="20" w:after="20"/>
+              <w:rPr>
+                <w:sz w:val="18"/>
+                <w:szCs w:val="18"/>
+                <w:lang w:val="ru-RU"/>
+              </w:rPr>
+            </w:pPr>
+            <w:r>
+              <w:rPr>
+                <w:sz w:val="18"/>
+                <w:szCs w:val="18"/>
+                <w:lang w:val="ru-RU"/>
+              </w:rPr>
+              <w:t xml:space="preserve">• Только ≈8% отказов уходят к конкуренту, ≈35% — «пропала потребность» (Profitbase 2026). Поэтому дожимать уже тёплых клиентов важнее, чем бороться с конкурентами.</w:t>
+            </w:r>
+          </w:p>
         </w:tc>
       </w:tr>
       <w:tr>
@@ -5920,6 +6762,80 @@
                 <w:lang w:val="ru-RU"/>
               </w:rPr>
               <w:t xml:space="preserve">Также пишут: «дорого для комфорт-класса», коммунальные платежи на 10–15% выше городских.</w:t>
+            </w:r>
+          </w:p>
+          <w:p>
+            <w:pPr>
+              <w:spacing w:before="20" w:after="20"/>
+              <w:rPr>
+                <w:sz w:val="18"/>
+                <w:szCs w:val="18"/>
+                <w:lang w:val="ru-RU"/>
+              </w:rPr>
+            </w:pPr>
+            <w:r>
+              <w:rPr>
+                <w:b/>
+                <w:bCs/>
+                <w:sz w:val="18"/>
+                <w:szCs w:val="18"/>
+                <w:lang w:val="ru-RU"/>
+              </w:rPr>
+              <w:t xml:space="preserve">Ориентир по кейсам и рынку (не данные ЖК «ЛесART»):</w:t>
+            </w:r>
+          </w:p>
+          <w:p>
+            <w:pPr>
+              <w:spacing w:before="20" w:after="20"/>
+              <w:rPr>
+                <w:sz w:val="18"/>
+                <w:szCs w:val="18"/>
+                <w:lang w:val="ru-RU"/>
+              </w:rPr>
+            </w:pPr>
+            <w:r>
+              <w:rPr>
+                <w:sz w:val="18"/>
+                <w:szCs w:val="18"/>
+                <w:lang w:val="ru-RU"/>
+              </w:rPr>
+              <w:t xml:space="preserve">• Средняя скидка на рынке — 9,3–11% (Profitbase, 2025–2026), так что скидки «ЛесART» 10–15% — на уровне рынка.</w:t>
+            </w:r>
+          </w:p>
+          <w:p>
+            <w:pPr>
+              <w:spacing w:before="20" w:after="20"/>
+              <w:rPr>
+                <w:sz w:val="18"/>
+                <w:szCs w:val="18"/>
+                <w:lang w:val="ru-RU"/>
+              </w:rPr>
+            </w:pPr>
+            <w:r>
+              <w:rPr>
+                <w:sz w:val="18"/>
+                <w:szCs w:val="18"/>
+                <w:lang w:val="ru-RU"/>
+              </w:rPr>
+              <w:t xml:space="preserve">• На возражение про транспорт в ЛО эффективнее отвечать конкретикой: время в пути, маршруты, даты новых остановок. Часть покупателей не верит буклетам и тревожится до ключей (novostroy.ru), поэтому лучше работают реальные фото, сданные дома и отзывы жителей.</w:t>
+            </w:r>
+          </w:p>
+          <w:p>
+            <w:pPr>
+              <w:spacing w:before="20" w:after="20"/>
+              <w:rPr>
+                <w:sz w:val="18"/>
+                <w:szCs w:val="18"/>
+                <w:lang w:val="ru-RU"/>
+              </w:rPr>
+            </w:pPr>
+            <w:r>
+              <w:rPr>
+                <w:sz w:val="18"/>
+                <w:szCs w:val="18"/>
+                <w:lang w:val="ru-RU"/>
+              </w:rPr>
+              <w:t xml:space="preserve">• Скидки «до конца месяца» и изменение условий семейной ипотеки (с 01.07.2026) застройщик уже использовал как повод купить сейчас (Фонтанка 18.06.2026).</w:t>
             </w:r>
           </w:p>
         </w:tc>
@@ -6348,6 +7264,80 @@
               <w:t xml:space="preserve">• офис продаж и шоурум: Новоселье, ул. Большая Балтийская, 10 к.1.</w:t>
             </w:r>
           </w:p>
+          <w:p>
+            <w:pPr>
+              <w:spacing w:before="20" w:after="20"/>
+              <w:rPr>
+                <w:sz w:val="18"/>
+                <w:szCs w:val="18"/>
+                <w:lang w:val="ru-RU"/>
+              </w:rPr>
+            </w:pPr>
+            <w:r>
+              <w:rPr>
+                <w:b/>
+                <w:bCs/>
+                <w:sz w:val="18"/>
+                <w:szCs w:val="18"/>
+                <w:lang w:val="ru-RU"/>
+              </w:rPr>
+              <w:t xml:space="preserve">Ориентир по кейсам и рынку (не данные ЖК «ЛесART»):</w:t>
+            </w:r>
+          </w:p>
+          <w:p>
+            <w:pPr>
+              <w:spacing w:before="20" w:after="20"/>
+              <w:rPr>
+                <w:sz w:val="18"/>
+                <w:szCs w:val="18"/>
+                <w:lang w:val="ru-RU"/>
+              </w:rPr>
+            </w:pPr>
+            <w:r>
+              <w:rPr>
+                <w:sz w:val="18"/>
+                <w:szCs w:val="18"/>
+                <w:lang w:val="ru-RU"/>
+              </w:rPr>
+              <w:t xml:space="preserve">• </w:t>
+            </w:r>
+            <w:r>
+              <w:rPr>
+                <w:b/>
+                <w:bCs/>
+                <w:sz w:val="18"/>
+                <w:szCs w:val="18"/>
+                <w:lang w:val="ru-RU"/>
+              </w:rPr>
+              <w:t xml:space="preserve">Бенчмарк воронки</w:t>
+            </w:r>
+            <w:r>
+              <w:rPr>
+                <w:sz w:val="18"/>
+                <w:szCs w:val="18"/>
+                <w:lang w:val="ru-RU"/>
+              </w:rPr>
+              <w:t xml:space="preserve"> (Profitbase 2026): лид → встреча ≈3 дня (конверсия от 20%), встреча → бронь &lt;10 дней (от 60%), бронь → продажа (от 50%). Платная бронь доводит до продажи 94% броней, бесплатная — 53%.</w:t>
+            </w:r>
+          </w:p>
+          <w:p>
+            <w:pPr>
+              <w:spacing w:before="20" w:after="20"/>
+              <w:rPr>
+                <w:sz w:val="18"/>
+                <w:szCs w:val="18"/>
+                <w:lang w:val="ru-RU"/>
+              </w:rPr>
+            </w:pPr>
+            <w:r>
+              <w:rPr>
+                <w:sz w:val="18"/>
+                <w:szCs w:val="18"/>
+                <w:lang w:val="ru-RU"/>
+              </w:rPr>
+              <w:t xml:space="preserve">• В кейсе агентства по загородному строительству под СПб лид-форма с квалификационными вопросами интегрирована с Битрикс24, атрибуция — 14–30 дней.</w:t>
+            </w:r>
+          </w:p>
         </w:tc>
       </w:tr>
       <w:tr>
@@ -6491,6 +7481,206 @@
               <w:t xml:space="preserve"> — вопрос к отделу продаж.</w:t>
             </w:r>
           </w:p>
+          <w:p>
+            <w:pPr>
+              <w:spacing w:before="20" w:after="20"/>
+              <w:rPr>
+                <w:sz w:val="18"/>
+                <w:szCs w:val="18"/>
+                <w:lang w:val="ru-RU"/>
+              </w:rPr>
+            </w:pPr>
+            <w:r>
+              <w:rPr>
+                <w:b/>
+                <w:bCs/>
+                <w:sz w:val="18"/>
+                <w:szCs w:val="18"/>
+                <w:lang w:val="ru-RU"/>
+              </w:rPr>
+              <w:t xml:space="preserve">Ориентир по кейсам и рынку (не данные ЖК «ЛесART»):</w:t>
+            </w:r>
+          </w:p>
+          <w:p>
+            <w:pPr>
+              <w:spacing w:before="20" w:after="20"/>
+              <w:rPr>
+                <w:sz w:val="18"/>
+                <w:szCs w:val="18"/>
+                <w:lang w:val="ru-RU"/>
+              </w:rPr>
+            </w:pPr>
+            <w:r>
+              <w:rPr>
+                <w:sz w:val="18"/>
+                <w:szCs w:val="18"/>
+                <w:lang w:val="ru-RU"/>
+              </w:rPr>
+              <w:t xml:space="preserve">• </w:t>
+            </w:r>
+            <w:r>
+              <w:rPr>
+                <w:b/>
+                <w:bCs/>
+                <w:sz w:val="18"/>
+                <w:szCs w:val="18"/>
+                <w:lang w:val="ru-RU"/>
+              </w:rPr>
+              <w:t xml:space="preserve">AGM</w:t>
+            </w:r>
+            <w:r>
+              <w:rPr>
+                <w:sz w:val="18"/>
+                <w:szCs w:val="18"/>
+                <w:lang w:val="ru-RU"/>
+              </w:rPr>
+              <w:t xml:space="preserve"> (ЖК комфорт-класса, СПб, VK Ads) считает лид целевым, если человек:</w:t>
+            </w:r>
+          </w:p>
+          <w:p>
+            <w:pPr>
+              <w:spacing w:before="20" w:after="20"/>
+              <w:rPr>
+                <w:sz w:val="18"/>
+                <w:szCs w:val="18"/>
+                <w:lang w:val="ru-RU"/>
+              </w:rPr>
+            </w:pPr>
+            <w:r>
+              <w:rPr>
+                <w:sz w:val="18"/>
+                <w:szCs w:val="18"/>
+                <w:lang w:val="ru-RU"/>
+              </w:rPr>
+              <w:t xml:space="preserve">— ответил на звонок и говорил дольше 30 секунд;</w:t>
+            </w:r>
+          </w:p>
+          <w:p>
+            <w:pPr>
+              <w:spacing w:before="20" w:after="20"/>
+              <w:rPr>
+                <w:sz w:val="18"/>
+                <w:szCs w:val="18"/>
+                <w:lang w:val="ru-RU"/>
+              </w:rPr>
+            </w:pPr>
+            <w:r>
+              <w:rPr>
+                <w:sz w:val="18"/>
+                <w:szCs w:val="18"/>
+                <w:lang w:val="ru-RU"/>
+              </w:rPr>
+              <w:t xml:space="preserve">— проявил интерес к покупке;</w:t>
+            </w:r>
+          </w:p>
+          <w:p>
+            <w:pPr>
+              <w:spacing w:before="20" w:after="20"/>
+              <w:rPr>
+                <w:sz w:val="18"/>
+                <w:szCs w:val="18"/>
+                <w:lang w:val="ru-RU"/>
+              </w:rPr>
+            </w:pPr>
+            <w:r>
+              <w:rPr>
+                <w:sz w:val="18"/>
+                <w:szCs w:val="18"/>
+                <w:lang w:val="ru-RU"/>
+              </w:rPr>
+              <w:t xml:space="preserve">— не был целевым последние 3 месяца;</w:t>
+            </w:r>
+          </w:p>
+          <w:p>
+            <w:pPr>
+              <w:spacing w:before="20" w:after="20"/>
+              <w:rPr>
+                <w:sz w:val="18"/>
+                <w:szCs w:val="18"/>
+                <w:lang w:val="ru-RU"/>
+              </w:rPr>
+            </w:pPr>
+            <w:r>
+              <w:rPr>
+                <w:sz w:val="18"/>
+                <w:szCs w:val="18"/>
+                <w:lang w:val="ru-RU"/>
+              </w:rPr>
+              <w:t xml:space="preserve">— планирует покупку в течение 3 месяцев.</w:t>
+            </w:r>
+          </w:p>
+          <w:p>
+            <w:pPr>
+              <w:spacing w:before="20" w:after="20"/>
+              <w:rPr>
+                <w:sz w:val="18"/>
+                <w:szCs w:val="18"/>
+                <w:lang w:val="ru-RU"/>
+              </w:rPr>
+            </w:pPr>
+            <w:r>
+              <w:rPr>
+                <w:sz w:val="18"/>
+                <w:szCs w:val="18"/>
+                <w:lang w:val="ru-RU"/>
+              </w:rPr>
+              <w:t xml:space="preserve">• </w:t>
+            </w:r>
+            <w:r>
+              <w:rPr>
+                <w:b/>
+                <w:bCs/>
+                <w:sz w:val="18"/>
+                <w:szCs w:val="18"/>
+                <w:lang w:val="ru-RU"/>
+              </w:rPr>
+              <w:t xml:space="preserve">m-context</w:t>
+            </w:r>
+            <w:r>
+              <w:rPr>
+                <w:sz w:val="18"/>
+                <w:szCs w:val="18"/>
+                <w:lang w:val="ru-RU"/>
+              </w:rPr>
+              <w:t xml:space="preserve"> (Яндекс Директ, комфорт): бюджет в вилке объекта, срок (сейчас или 1–3 месяца), тип квартиры, готовность к звонку или визиту; квиз из 3–5 вопросов.</w:t>
+            </w:r>
+          </w:p>
+          <w:p>
+            <w:pPr>
+              <w:spacing w:before="20" w:after="20"/>
+              <w:rPr>
+                <w:sz w:val="18"/>
+                <w:szCs w:val="18"/>
+                <w:lang w:val="ru-RU"/>
+              </w:rPr>
+            </w:pPr>
+            <w:r>
+              <w:rPr>
+                <w:sz w:val="18"/>
+                <w:szCs w:val="18"/>
+                <w:lang w:val="ru-RU"/>
+              </w:rPr>
+              <w:t xml:space="preserve">• </w:t>
+            </w:r>
+            <w:r>
+              <w:rPr>
+                <w:b/>
+                <w:bCs/>
+                <w:sz w:val="18"/>
+                <w:szCs w:val="18"/>
+                <w:lang w:val="ru-RU"/>
+              </w:rPr>
+              <w:t xml:space="preserve">Мусор:</w:t>
+            </w:r>
+            <w:r>
+              <w:rPr>
+                <w:sz w:val="18"/>
+                <w:szCs w:val="18"/>
+                <w:lang w:val="ru-RU"/>
+              </w:rPr>
+              <w:t xml:space="preserve"> дубли, боты, «снять/сдать/продать», вторичка, бюджет ниже входа. В кейсе «Ленстройграда» (ЛО) капча и обязательный вопрос о комнатности в лид-форме удешевили целевое обращение в 2,2 раза.</w:t>
+            </w:r>
+          </w:p>
         </w:tc>
       </w:tr>
       <w:tr>
@@ -6632,6 +7822,198 @@
                 <w:lang w:val="ru-RU"/>
               </w:rPr>
               <w:t xml:space="preserve"> — вопрос к отделу продаж.</w:t>
+            </w:r>
+          </w:p>
+          <w:p>
+            <w:pPr>
+              <w:spacing w:before="20" w:after="20"/>
+              <w:rPr>
+                <w:sz w:val="18"/>
+                <w:szCs w:val="18"/>
+                <w:lang w:val="ru-RU"/>
+              </w:rPr>
+            </w:pPr>
+            <w:r>
+              <w:rPr>
+                <w:b/>
+                <w:bCs/>
+                <w:sz w:val="18"/>
+                <w:szCs w:val="18"/>
+                <w:lang w:val="ru-RU"/>
+              </w:rPr>
+              <w:t xml:space="preserve">Ориентир по кейсам и рынку (не данные ЖК «ЛесART»):</w:t>
+            </w:r>
+          </w:p>
+          <w:p>
+            <w:pPr>
+              <w:spacing w:before="20" w:after="20"/>
+              <w:rPr>
+                <w:sz w:val="18"/>
+                <w:szCs w:val="18"/>
+                <w:lang w:val="ru-RU"/>
+              </w:rPr>
+            </w:pPr>
+            <w:r>
+              <w:rPr>
+                <w:sz w:val="18"/>
+                <w:szCs w:val="18"/>
+                <w:lang w:val="ru-RU"/>
+              </w:rPr>
+              <w:t xml:space="preserve">• </w:t>
+            </w:r>
+            <w:r>
+              <w:rPr>
+                <w:b/>
+                <w:bCs/>
+                <w:sz w:val="18"/>
+                <w:szCs w:val="18"/>
+                <w:lang w:val="ru-RU"/>
+              </w:rPr>
+              <w:t xml:space="preserve">Конверсия</w:t>
+            </w:r>
+            <w:r>
+              <w:rPr>
+                <w:sz w:val="18"/>
+                <w:szCs w:val="18"/>
+                <w:lang w:val="ru-RU"/>
+              </w:rPr>
+              <w:t xml:space="preserve"> (Profitbase 2026): лид → продажа ≈7% (у лучших ≈10%), лид → встреча 19–24%. Это ≈14 лидов на одну продажу (расчёт).</w:t>
+            </w:r>
+          </w:p>
+          <w:p>
+            <w:pPr>
+              <w:spacing w:before="20" w:after="20"/>
+              <w:rPr>
+                <w:sz w:val="18"/>
+                <w:szCs w:val="18"/>
+                <w:lang w:val="ru-RU"/>
+              </w:rPr>
+            </w:pPr>
+            <w:r>
+              <w:rPr>
+                <w:sz w:val="18"/>
+                <w:szCs w:val="18"/>
+                <w:lang w:val="ru-RU"/>
+              </w:rPr>
+              <w:t xml:space="preserve">• </w:t>
+            </w:r>
+            <w:r>
+              <w:rPr>
+                <w:b/>
+                <w:bCs/>
+                <w:sz w:val="18"/>
+                <w:szCs w:val="18"/>
+                <w:lang w:val="ru-RU"/>
+              </w:rPr>
+              <w:t xml:space="preserve">Стоимость квалифицированного лида в кейсах:</w:t>
+            </w:r>
+          </w:p>
+          <w:p>
+            <w:pPr>
+              <w:spacing w:before="20" w:after="20"/>
+              <w:rPr>
+                <w:sz w:val="18"/>
+                <w:szCs w:val="18"/>
+                <w:lang w:val="ru-RU"/>
+              </w:rPr>
+            </w:pPr>
+            <w:r>
+              <w:rPr>
+                <w:sz w:val="18"/>
+                <w:szCs w:val="18"/>
+                <w:lang w:val="ru-RU"/>
+              </w:rPr>
+              <w:t xml:space="preserve">— рынок в 2026: 7,9–17 тыс. ₽;</w:t>
+            </w:r>
+          </w:p>
+          <w:p>
+            <w:pPr>
+              <w:spacing w:before="20" w:after="20"/>
+              <w:rPr>
+                <w:sz w:val="18"/>
+                <w:szCs w:val="18"/>
+                <w:lang w:val="ru-RU"/>
+              </w:rPr>
+            </w:pPr>
+            <w:r>
+              <w:rPr>
+                <w:sz w:val="18"/>
+                <w:szCs w:val="18"/>
+                <w:lang w:val="ru-RU"/>
+              </w:rPr>
+              <w:t xml:space="preserve">— AGM (комфорт, СПб, 2023): KPI 8,3–9,6 тыс. ₽;</w:t>
+            </w:r>
+          </w:p>
+          <w:p>
+            <w:pPr>
+              <w:spacing w:before="20" w:after="20"/>
+              <w:rPr>
+                <w:sz w:val="18"/>
+                <w:szCs w:val="18"/>
+                <w:lang w:val="ru-RU"/>
+              </w:rPr>
+            </w:pPr>
+            <w:r>
+              <w:rPr>
+                <w:sz w:val="18"/>
+                <w:szCs w:val="18"/>
+                <w:lang w:val="ru-RU"/>
+              </w:rPr>
+              <w:t xml:space="preserve">— ЖК «Режиссёр» (Авито Реклама, ConvertMe): 9,6 тыс. ₽;</w:t>
+            </w:r>
+          </w:p>
+          <w:p>
+            <w:pPr>
+              <w:spacing w:before="20" w:after="20"/>
+              <w:rPr>
+                <w:sz w:val="18"/>
+                <w:szCs w:val="18"/>
+                <w:lang w:val="ru-RU"/>
+              </w:rPr>
+            </w:pPr>
+            <w:r>
+              <w:rPr>
+                <w:sz w:val="18"/>
+                <w:szCs w:val="18"/>
+                <w:lang w:val="ru-RU"/>
+              </w:rPr>
+              <w:t xml:space="preserve">— E-Promo: план ≤12,5 тыс. ₽;</w:t>
+            </w:r>
+          </w:p>
+          <w:p>
+            <w:pPr>
+              <w:spacing w:before="20" w:after="20"/>
+              <w:rPr>
+                <w:sz w:val="18"/>
+                <w:szCs w:val="18"/>
+                <w:lang w:val="ru-RU"/>
+              </w:rPr>
+            </w:pPr>
+            <w:r>
+              <w:rPr>
+                <w:sz w:val="18"/>
+                <w:szCs w:val="18"/>
+                <w:lang w:val="ru-RU"/>
+              </w:rPr>
+              <w:t xml:space="preserve">— Яндекс Поиск: целевой ≈12,5 тыс. ₽, РСЯ ≈18 тыс. ₽ (m-context, 2026).</w:t>
+            </w:r>
+          </w:p>
+          <w:p>
+            <w:pPr>
+              <w:spacing w:before="20" w:after="20"/>
+              <w:rPr>
+                <w:sz w:val="18"/>
+                <w:szCs w:val="18"/>
+                <w:lang w:val="ru-RU"/>
+              </w:rPr>
+            </w:pPr>
+            <w:r>
+              <w:rPr>
+                <w:sz w:val="18"/>
+                <w:szCs w:val="18"/>
+                <w:lang w:val="ru-RU"/>
+              </w:rPr>
+              <w:t xml:space="preserve">• «Медиапронет» (Москва, 2026): бюджет 1 млн ₽ — 14 целевых обращений — 1 сделка, ДРР 4,3%.</w:t>
             </w:r>
           </w:p>
         </w:tc>
@@ -7219,6 +8601,44 @@
                 <w:lang w:val="ru-RU"/>
               </w:rPr>
               <w:t xml:space="preserve">На сайте есть раздел «Буклеты ЖК».</w:t>
+            </w:r>
+          </w:p>
+          <w:p>
+            <w:pPr>
+              <w:spacing w:before="20" w:after="20"/>
+              <w:rPr>
+                <w:sz w:val="18"/>
+                <w:szCs w:val="18"/>
+                <w:lang w:val="ru-RU"/>
+              </w:rPr>
+            </w:pPr>
+            <w:r>
+              <w:rPr>
+                <w:b/>
+                <w:bCs/>
+                <w:sz w:val="18"/>
+                <w:szCs w:val="18"/>
+                <w:lang w:val="ru-RU"/>
+              </w:rPr>
+              <w:t xml:space="preserve">Ориентир по кейсам и рынку (не данные ЖК «ЛесART»):</w:t>
+            </w:r>
+          </w:p>
+          <w:p>
+            <w:pPr>
+              <w:spacing w:before="20" w:after="20"/>
+              <w:rPr>
+                <w:sz w:val="18"/>
+                <w:szCs w:val="18"/>
+                <w:lang w:val="ru-RU"/>
+              </w:rPr>
+            </w:pPr>
+            <w:r>
+              <w:rPr>
+                <w:sz w:val="18"/>
+                <w:szCs w:val="18"/>
+                <w:lang w:val="ru-RU"/>
+              </w:rPr>
+              <w:t xml:space="preserve">Публичных данных о сроках согласования в кейсах нет. В кейсах оферные креативы (цена, платёж, планировка) в 2–3 раза дешевле имиджевых и дают в 7–10 раз больше конверсий («Медиапронет»). Этот формат стоит заранее согласовать как основной.</w:t>
             </w:r>
           </w:p>
         </w:tc>
@@ -8299,33 +9719,115 @@
                 <w:szCs w:val="18"/>
                 <w:lang w:val="ru-RU"/>
               </w:rPr>
-              <w:t xml:space="preserve">Нет данных в открытых источниках</w:t>
-            </w:r>
-            <w:r>
-              <w:rPr>
-                <w:sz w:val="18"/>
-                <w:szCs w:val="18"/>
-                <w:lang w:val="ru-RU"/>
-              </w:rPr>
-              <w:t xml:space="preserve"> — вопрос к отделу продаж.</w:t>
-            </w:r>
-          </w:p>
-          <w:p>
-            <w:pPr>
-              <w:spacing w:before="20" w:after="20"/>
-              <w:rPr>
-                <w:sz w:val="18"/>
-                <w:szCs w:val="18"/>
-                <w:lang w:val="ru-RU"/>
-              </w:rPr>
-            </w:pPr>
-            <w:r>
-              <w:rPr>
-                <w:sz w:val="18"/>
-                <w:szCs w:val="18"/>
-                <w:lang w:val="ru-RU"/>
-              </w:rPr>
-              <w:t xml:space="preserve">Это вопрос к заказчику.</w:t>
+              <w:t xml:space="preserve">Предлагаемые KPI на 3 месяца по бенчмаркам (согласовать с заказчиком):</w:t>
+            </w:r>
+          </w:p>
+          <w:p>
+            <w:pPr>
+              <w:spacing w:before="20" w:after="20"/>
+              <w:rPr>
+                <w:sz w:val="18"/>
+                <w:szCs w:val="18"/>
+                <w:lang w:val="ru-RU"/>
+              </w:rPr>
+            </w:pPr>
+            <w:r>
+              <w:rPr>
+                <w:sz w:val="18"/>
+                <w:szCs w:val="18"/>
+                <w:lang w:val="ru-RU"/>
+              </w:rPr>
+              <w:t xml:space="preserve">• стоимость квалифицированного лида — 8–12,5 тыс. ₽;</w:t>
+            </w:r>
+          </w:p>
+          <w:p>
+            <w:pPr>
+              <w:spacing w:before="20" w:after="20"/>
+              <w:rPr>
+                <w:sz w:val="18"/>
+                <w:szCs w:val="18"/>
+                <w:lang w:val="ru-RU"/>
+              </w:rPr>
+            </w:pPr>
+            <w:r>
+              <w:rPr>
+                <w:sz w:val="18"/>
+                <w:szCs w:val="18"/>
+                <w:lang w:val="ru-RU"/>
+              </w:rPr>
+              <w:t xml:space="preserve">• лид → встреча ≥20%; встреча → бронь ≥60%; бронь → продажа ≥50%;</w:t>
+            </w:r>
+          </w:p>
+          <w:p>
+            <w:pPr>
+              <w:spacing w:before="20" w:after="20"/>
+              <w:rPr>
+                <w:sz w:val="18"/>
+                <w:szCs w:val="18"/>
+                <w:lang w:val="ru-RU"/>
+              </w:rPr>
+            </w:pPr>
+            <w:r>
+              <w:rPr>
+                <w:sz w:val="18"/>
+                <w:szCs w:val="18"/>
+                <w:lang w:val="ru-RU"/>
+              </w:rPr>
+              <w:t xml:space="preserve">• лид → продажа ≈7%;</w:t>
+            </w:r>
+          </w:p>
+          <w:p>
+            <w:pPr>
+              <w:spacing w:before="20" w:after="20"/>
+              <w:rPr>
+                <w:sz w:val="18"/>
+                <w:szCs w:val="18"/>
+                <w:lang w:val="ru-RU"/>
+              </w:rPr>
+            </w:pPr>
+            <w:r>
+              <w:rPr>
+                <w:sz w:val="18"/>
+                <w:szCs w:val="18"/>
+                <w:lang w:val="ru-RU"/>
+              </w:rPr>
+              <w:t xml:space="preserve">• срок сделки ≤45 дней;</w:t>
+            </w:r>
+          </w:p>
+          <w:p>
+            <w:pPr>
+              <w:spacing w:before="20" w:after="20"/>
+              <w:rPr>
+                <w:sz w:val="18"/>
+                <w:szCs w:val="18"/>
+                <w:lang w:val="ru-RU"/>
+              </w:rPr>
+            </w:pPr>
+            <w:r>
+              <w:rPr>
+                <w:sz w:val="18"/>
+                <w:szCs w:val="18"/>
+                <w:lang w:val="ru-RU"/>
+              </w:rPr>
+              <w:t xml:space="preserve">• доля сделок с платной бронью растёт.</w:t>
+            </w:r>
+          </w:p>
+          <w:p>
+            <w:pPr>
+              <w:spacing w:before="20" w:after="20"/>
+              <w:rPr>
+                <w:sz w:val="18"/>
+                <w:szCs w:val="18"/>
+                <w:lang w:val="ru-RU"/>
+              </w:rPr>
+            </w:pPr>
+            <w:r>
+              <w:rPr>
+                <w:sz w:val="18"/>
+                <w:szCs w:val="18"/>
+                <w:lang w:val="ru-RU"/>
+              </w:rPr>
+              <w:t xml:space="preserve">Источники: Profitbase 2026, кейсы AGM, E-Promo, ConvertMe, m-context.</w:t>
             </w:r>
           </w:p>
         </w:tc>
@@ -8517,6 +10019,42 @@
           <w:lang w:val="ru-RU"/>
         </w:rPr>
         <w:t xml:space="preserve">наш.дом.рф — объект 44623 (с сервера страница недоступна, данные декларации не сверены)</w:t>
+      </w:r>
+    </w:p>
+    <w:p>
+      <w:pPr>
+        <w:spacing w:before="20" w:after="20"/>
+        <w:rPr>
+          <w:sz w:val="18"/>
+          <w:szCs w:val="18"/>
+          <w:lang w:val="ru-RU"/>
+        </w:rPr>
+      </w:pPr>
+      <w:r>
+        <w:rPr>
+          <w:sz w:val="18"/>
+          <w:szCs w:val="18"/>
+          <w:lang w:val="ru-RU"/>
+        </w:rPr>
+        <w:t xml:space="preserve">Ориентиры: ads.vk.ru — кейсы AGM («Ленстройград», ЖК «Счастье 2.0», ЛО, 2025; ЖК комфорт-класса СПб, 2023); adindex.ru — «Медиапронет» (2026), ConvertMe / ЖК «Режиссёр» (2026); ppc.world — E-Promo / «Каркас Монолит» (2026); m-context.ru; vc.ru; netology.ru</w:t>
+      </w:r>
+    </w:p>
+    <w:p>
+      <w:pPr>
+        <w:spacing w:before="20" w:after="20"/>
+        <w:rPr>
+          <w:sz w:val="18"/>
+          <w:szCs w:val="18"/>
+          <w:lang w:val="ru-RU"/>
+        </w:rPr>
+      </w:pPr>
+      <w:r>
+        <w:rPr>
+          <w:sz w:val="18"/>
+          <w:szCs w:val="18"/>
+          <w:lang w:val="ru-RU"/>
+        </w:rPr>
+        <w:t xml:space="preserve">Аналитика: blog.profitbase.ru (1,6 млн лидов, 2026); artsofte.digital (цикл сделки); fontanka.ru — 24.01.2024 (портрет покупателя), 29.11.2025 (иногородние), 29.06.2026 (Авито), 05.10.2026 («А101»); peterburg2.ru (ДОМ.РФ); kommersant.ru; spb.plus.rbc.ru; asninfo.ru; novostroy.ru; bfm.ru</w:t>
       </w:r>
     </w:p>
     <w:sectPr>
